--- a/소셜커머스 계약서 초안 20260707_수정.docx
+++ b/소셜커머스 계약서 초안 20260707_수정.docx
@@ -537,7 +537,7 @@
           <w:sz w:val="20"/>
           <w:szCs w:val="20"/>
         </w:rPr>
-        <w:t xml:space="preserve">① 을이 2개 이상의 지점을 운영하는 경우, 이용권은 구매 시 표시된 지점과 관계없이 을의 모든 지점에서 사용할 수 있다. 이 경우 을은 해당 딜의 상품·서비스가 전 지점에서 동일한 내용과 가격으로 제공됨을 보증한다.</w:t>
+        <w:t xml:space="preserve">① 이용권은 해당 이용권을 판매한 지점을 운영하는 사업자(을 또는 해당 가맹점 사업자)의 지점에서만 사용할 수 있다. 동일 사업자가 2개 이상의 지점을 운영하는 경우 그 지점 간 교차 사용이 가능하며, 이 경우 해당 사업자는 딜의 상품·서비스가 그 지점들에서 동일한 내용과 가격으로 제공됨을 보증한다. 사업자가 다른 지점에서는 이용권을 사용할 수 없다.</w:t>
       </w:r>
     </w:p>
     <w:p>

--- a/소셜커머스 계약서 초안 20260707_수정.docx
+++ b/소셜커머스 계약서 초안 20260707_수정.docx
@@ -332,7 +332,7 @@
           <w:sz w:val="20"/>
           <w:szCs w:val="20"/>
         </w:rPr>
-        <w:t xml:space="preserve">② 제1항의 정산 대상 금액은 이용권 유형에 따라 다음 각 호와 같이 산정한다. 1. 일반형: 사용처리 시 해당 이용권 판매대금 전액 2. 금액형: 차감된 액면금액 × (판매대금 ÷ 총 액면금액) 3. 횟수형: 사용된 회수 × 회당 단가(판매대금 ÷ 총 회수). 단, 최종 회차 사용 시에는 해당 이용권의 정산 누계액이 판매대금과 일치하도록 끝수를 조정한다.</w:t>
+        <w:t xml:space="preserve">② 제1항의 정산 대상 금액은 이용권 유형에 따라 다음 각 호와 같이 산정한다. 1. 일반형: 사용처리 시 해당 이용권 판매대금 전액 2. 금액형: 차감된 액면금액 × (판매대금 ÷ 총 액면금액) 3. 횟수형: 사용된 회수 × 회당 단가(판매대금 ÷ 총 회수). 금액형 및 횟수형 이용권의 잔액 또는 잔여 회수를 모두 소진하는 최종 차감 시에는 해당 이용권의 정산 누계액이 판매대금과 일치하도록 끝수를 조정한다.</w:t>
       </w:r>
     </w:p>
     <w:p>
